--- a/system-design/extracted-notes/system-design-bytebytego-part-2.docx
+++ b/system-design/extracted-notes/system-design-bytebytego-part-2.docx
@@ -255,7 +255,23 @@
     </w:p>
     <w:p>
       <w:r>
-        <w:t>How AI Agents works?</w:t>
+        <w:t xml:space="preserve">How </w:t>
+      </w:r>
+      <w:proofErr w:type="gramStart"/>
+      <w:r>
+        <w:t>AI</w:t>
+      </w:r>
+      <w:proofErr w:type="gramEnd"/>
+      <w:r>
+        <w:t xml:space="preserve"> Agents </w:t>
+      </w:r>
+      <w:proofErr w:type="gramStart"/>
+      <w:r>
+        <w:t>works</w:t>
+      </w:r>
+      <w:proofErr w:type="gramEnd"/>
+      <w:r>
+        <w:t>?</w:t>
       </w:r>
     </w:p>
     <w:p>
@@ -448,7 +464,7 @@
         </w:rPr>
         <w:lastRenderedPageBreak/>
         <w:drawing>
-          <wp:inline distT="0" distB="0" distL="0" distR="0" wp14:anchorId="1F276EB5" wp14:editId="07A4A261">
+          <wp:inline distT="0" distB="0" distL="0" distR="0" wp14:anchorId="1F276EB5" wp14:editId="6F789ECD">
             <wp:extent cx="4060371" cy="4737100"/>
             <wp:effectExtent l="0" t="0" r="0" b="6350"/>
             <wp:docPr id="1684519733" name="Picture 2"/>
@@ -790,7 +806,70 @@
         </w:drawing>
       </w:r>
     </w:p>
-    <w:p/>
+    <w:p>
+      <w:r>
+        <w:t>Git reset modes –</w:t>
+      </w:r>
+    </w:p>
+    <w:p>
+      <w:r>
+        <w:rPr>
+          <w:noProof/>
+        </w:rPr>
+        <w:lastRenderedPageBreak/>
+        <w:drawing>
+          <wp:inline distT="0" distB="0" distL="0" distR="0" wp14:anchorId="1CB31C98" wp14:editId="1C068EED">
+            <wp:extent cx="6858000" cy="8603615"/>
+            <wp:effectExtent l="0" t="0" r="0" b="6985"/>
+            <wp:docPr id="326502163" name="Picture 1"/>
+            <wp:cNvGraphicFramePr>
+              <a:graphicFrameLocks xmlns:a="http://schemas.openxmlformats.org/drawingml/2006/main" noChangeAspect="1"/>
+            </wp:cNvGraphicFramePr>
+            <a:graphic xmlns:a="http://schemas.openxmlformats.org/drawingml/2006/main">
+              <a:graphicData uri="http://schemas.openxmlformats.org/drawingml/2006/picture">
+                <pic:pic xmlns:pic="http://schemas.openxmlformats.org/drawingml/2006/picture">
+                  <pic:nvPicPr>
+                    <pic:cNvPr id="0" name="Picture 1"/>
+                    <pic:cNvPicPr>
+                      <a:picLocks noChangeAspect="1" noChangeArrowheads="1"/>
+                    </pic:cNvPicPr>
+                  </pic:nvPicPr>
+                  <pic:blipFill>
+                    <a:blip r:embed="rId15">
+                      <a:extLst>
+                        <a:ext uri="{28A0092B-C50C-407E-A947-70E740481C1C}">
+                          <a14:useLocalDpi xmlns:a14="http://schemas.microsoft.com/office/drawing/2010/main" val="0"/>
+                        </a:ext>
+                      </a:extLst>
+                    </a:blip>
+                    <a:srcRect/>
+                    <a:stretch>
+                      <a:fillRect/>
+                    </a:stretch>
+                  </pic:blipFill>
+                  <pic:spPr bwMode="auto">
+                    <a:xfrm>
+                      <a:off x="0" y="0"/>
+                      <a:ext cx="6858000" cy="8603615"/>
+                    </a:xfrm>
+                    <a:prstGeom prst="rect">
+                      <a:avLst/>
+                    </a:prstGeom>
+                    <a:noFill/>
+                    <a:ln>
+                      <a:noFill/>
+                    </a:ln>
+                  </pic:spPr>
+                </pic:pic>
+              </a:graphicData>
+            </a:graphic>
+          </wp:inline>
+        </w:drawing>
+      </w:r>
+      <w:r>
+        <w:t>s</w:t>
+      </w:r>
+    </w:p>
     <w:p/>
     <w:p/>
     <w:p/>

--- a/system-design/extracted-notes/system-design-bytebytego-part-2.docx
+++ b/system-design/extracted-notes/system-design-bytebytego-part-2.docx
@@ -464,7 +464,7 @@
         </w:rPr>
         <w:lastRenderedPageBreak/>
         <w:drawing>
-          <wp:inline distT="0" distB="0" distL="0" distR="0" wp14:anchorId="1F276EB5" wp14:editId="6F789ECD">
+          <wp:inline distT="0" distB="0" distL="0" distR="0" wp14:anchorId="1F276EB5" wp14:editId="48BDBEDC">
             <wp:extent cx="4060371" cy="4737100"/>
             <wp:effectExtent l="0" t="0" r="0" b="6350"/>
             <wp:docPr id="1684519733" name="Picture 2"/>
@@ -867,10 +867,66 @@
         </w:drawing>
       </w:r>
       <w:r>
-        <w:t>s</w:t>
+        <w:t>A guide to Observability –</w:t>
       </w:r>
     </w:p>
     <w:p/>
+    <w:p>
+      <w:r>
+        <w:rPr>
+          <w:noProof/>
+        </w:rPr>
+        <w:lastRenderedPageBreak/>
+        <w:drawing>
+          <wp:inline distT="0" distB="0" distL="0" distR="0" wp14:anchorId="081B7ADE" wp14:editId="3B2C826F">
+            <wp:extent cx="6858000" cy="7942580"/>
+            <wp:effectExtent l="0" t="0" r="0" b="1270"/>
+            <wp:docPr id="982183967" name="Picture 1"/>
+            <wp:cNvGraphicFramePr>
+              <a:graphicFrameLocks xmlns:a="http://schemas.openxmlformats.org/drawingml/2006/main" noChangeAspect="1"/>
+            </wp:cNvGraphicFramePr>
+            <a:graphic xmlns:a="http://schemas.openxmlformats.org/drawingml/2006/main">
+              <a:graphicData uri="http://schemas.openxmlformats.org/drawingml/2006/picture">
+                <pic:pic xmlns:pic="http://schemas.openxmlformats.org/drawingml/2006/picture">
+                  <pic:nvPicPr>
+                    <pic:cNvPr id="0" name="Picture 1"/>
+                    <pic:cNvPicPr>
+                      <a:picLocks noChangeAspect="1" noChangeArrowheads="1"/>
+                    </pic:cNvPicPr>
+                  </pic:nvPicPr>
+                  <pic:blipFill>
+                    <a:blip r:embed="rId16">
+                      <a:extLst>
+                        <a:ext uri="{28A0092B-C50C-407E-A947-70E740481C1C}">
+                          <a14:useLocalDpi xmlns:a14="http://schemas.microsoft.com/office/drawing/2010/main" val="0"/>
+                        </a:ext>
+                      </a:extLst>
+                    </a:blip>
+                    <a:srcRect/>
+                    <a:stretch>
+                      <a:fillRect/>
+                    </a:stretch>
+                  </pic:blipFill>
+                  <pic:spPr bwMode="auto">
+                    <a:xfrm>
+                      <a:off x="0" y="0"/>
+                      <a:ext cx="6858000" cy="7942580"/>
+                    </a:xfrm>
+                    <a:prstGeom prst="rect">
+                      <a:avLst/>
+                    </a:prstGeom>
+                    <a:noFill/>
+                    <a:ln>
+                      <a:noFill/>
+                    </a:ln>
+                  </pic:spPr>
+                </pic:pic>
+              </a:graphicData>
+            </a:graphic>
+          </wp:inline>
+        </w:drawing>
+      </w:r>
+    </w:p>
     <w:p/>
     <w:p/>
     <w:p/>
